--- a/Bài 1.docx
+++ b/Bài 1.docx
@@ -74,6 +74,7 @@
         <w:keepLines w:val="0"/>
         <w:widowControl/>
         <w:numPr>
+          <w:ilvl w:val="0"/>
           <w:numId w:val="0"/>
         </w:numPr>
         <w:suppressLineNumbers w:val="0"/>
@@ -157,6 +158,7 @@
         <w:keepLines w:val="0"/>
         <w:widowControl/>
         <w:numPr>
+          <w:ilvl w:val="0"/>
           <w:numId w:val="0"/>
         </w:numPr>
         <w:suppressLineNumbers w:val="0"/>
@@ -222,6 +224,7 @@
         <w:keepLines w:val="0"/>
         <w:widowControl/>
         <w:numPr>
+          <w:ilvl w:val="0"/>
           <w:numId w:val="0"/>
         </w:numPr>
         <w:suppressLineNumbers w:val="0"/>
@@ -358,6 +361,7 @@
         <w:keepLines w:val="0"/>
         <w:widowControl/>
         <w:numPr>
+          <w:ilvl w:val="0"/>
           <w:numId w:val="0"/>
         </w:numPr>
         <w:suppressLineNumbers w:val="0"/>
@@ -456,6 +460,70 @@
           <w:lang w:val="vi-VN"/>
         </w:rPr>
         <w:t>.</w:t>
+      </w:r>
+    </w:p>
+    <w:p>
+      <w:pPr>
+        <w:keepNext w:val="0"/>
+        <w:keepLines w:val="0"/>
+        <w:widowControl/>
+        <w:numPr>
+          <w:ilvl w:val="0"/>
+          <w:numId w:val="0"/>
+        </w:numPr>
+        <w:suppressLineNumbers w:val="0"/>
+        <w:spacing w:before="0" w:beforeAutospacing="1" w:after="0" w:afterAutospacing="1"/>
+        <w:rPr>
+          <w:rFonts w:hint="default" w:ascii="Times New Roman" w:hAnsi="Times New Roman" w:cs="Times New Roman"/>
+          <w:b w:val="0"/>
+          <w:bCs w:val="0"/>
+          <w:sz w:val="24"/>
+          <w:szCs w:val="24"/>
+          <w:lang w:val="vi-VN"/>
+        </w:rPr>
+      </w:pPr>
+      <w:r>
+        <w:drawing>
+          <wp:inline distT="0" distB="0" distL="114300" distR="114300">
+            <wp:extent cx="5269230" cy="5417185"/>
+            <wp:effectExtent l="0" t="0" r="3810" b="8255"/>
+            <wp:docPr id="1" name="Picture 1"/>
+            <wp:cNvGraphicFramePr>
+              <a:graphicFrameLocks xmlns:a="http://schemas.openxmlformats.org/drawingml/2006/main" noChangeAspect="1"/>
+            </wp:cNvGraphicFramePr>
+            <a:graphic xmlns:a="http://schemas.openxmlformats.org/drawingml/2006/main">
+              <a:graphicData uri="http://schemas.openxmlformats.org/drawingml/2006/picture">
+                <pic:pic xmlns:pic="http://schemas.openxmlformats.org/drawingml/2006/picture">
+                  <pic:nvPicPr>
+                    <pic:cNvPr id="1" name="Picture 1"/>
+                    <pic:cNvPicPr>
+                      <a:picLocks noChangeAspect="1"/>
+                    </pic:cNvPicPr>
+                  </pic:nvPicPr>
+                  <pic:blipFill>
+                    <a:blip r:embed="rId4"/>
+                    <a:stretch>
+                      <a:fillRect/>
+                    </a:stretch>
+                  </pic:blipFill>
+                  <pic:spPr>
+                    <a:xfrm>
+                      <a:off x="0" y="0"/>
+                      <a:ext cx="5269230" cy="5417185"/>
+                    </a:xfrm>
+                    <a:prstGeom prst="rect">
+                      <a:avLst/>
+                    </a:prstGeom>
+                    <a:noFill/>
+                    <a:ln>
+                      <a:noFill/>
+                    </a:ln>
+                  </pic:spPr>
+                </pic:pic>
+              </a:graphicData>
+            </a:graphic>
+          </wp:inline>
+        </w:drawing>
       </w:r>
       <w:bookmarkStart w:id="0" w:name="_GoBack"/>
       <w:bookmarkEnd w:id="0"/>
@@ -581,7 +649,7 @@
     <w:lsdException w:unhideWhenUsed="0" w:uiPriority="0" w:semiHidden="0" w:name="Document Map"/>
     <w:lsdException w:unhideWhenUsed="0" w:uiPriority="0" w:semiHidden="0" w:name="Plain Text"/>
     <w:lsdException w:unhideWhenUsed="0" w:uiPriority="0" w:semiHidden="0" w:name="E-mail Signature"/>
-    <w:lsdException w:unhideWhenUsed="0" w:uiPriority="0" w:semiHidden="0" w:name="Normal (Web)"/>
+    <w:lsdException w:qFormat="1" w:unhideWhenUsed="0" w:uiPriority="0" w:semiHidden="0" w:name="Normal (Web)"/>
     <w:lsdException w:unhideWhenUsed="0" w:uiPriority="0" w:semiHidden="0" w:name="HTML Acronym"/>
     <w:lsdException w:unhideWhenUsed="0" w:uiPriority="0" w:semiHidden="0" w:name="HTML Address"/>
     <w:lsdException w:unhideWhenUsed="0" w:uiPriority="0" w:semiHidden="0" w:name="HTML Cite"/>
@@ -768,6 +836,7 @@
   </w:style>
   <w:style w:type="paragraph" w:styleId="4">
     <w:name w:val="Normal (Web)"/>
+    <w:qFormat/>
     <w:uiPriority w:val="0"/>
     <w:pPr>
       <w:spacing w:before="0" w:beforeAutospacing="1" w:after="0" w:afterAutospacing="1"/>
@@ -775,6 +844,7 @@
       <w:jc w:val="left"/>
     </w:pPr>
     <w:rPr>
+      <w:rFonts w:ascii="Times New Roman" w:hAnsi="Times New Roman" w:eastAsia="SimSun" w:cs="Times New Roman"/>
       <w:kern w:val="0"/>
       <w:sz w:val="24"/>
       <w:szCs w:val="24"/>
